--- a/报名表.docx
+++ b/报名表.docx
@@ -55,7 +55,23 @@
           <w:rStyle w:val="6"/>
           <w:rFonts w:hint="eastAsia" w:asciiTheme="minorEastAsia" w:hAnsiTheme="minorEastAsia"/>
         </w:rPr>
-        <w:t>2026年第二十三届东南大学大学生物理及实验科技作品创新竞赛报名表</w:t>
+        <w:t>2026年第二十三届东南大学大学生</w:t>
+      </w:r>
+      <w:bookmarkStart w:id="0" w:name="_GoBack"/>
+      <w:r>
+        <w:rPr>
+          <w:rStyle w:val="6"/>
+          <w:rFonts w:hint="eastAsia" w:asciiTheme="minorEastAsia" w:hAnsiTheme="minorEastAsia"/>
+        </w:rPr>
+        <w:t>物理及实验科技作品创新竞赛</w:t>
+      </w:r>
+      <w:bookmarkEnd w:id="0"/>
+      <w:r>
+        <w:rPr>
+          <w:rStyle w:val="6"/>
+          <w:rFonts w:hint="eastAsia" w:asciiTheme="minorEastAsia" w:hAnsiTheme="minorEastAsia"/>
+        </w:rPr>
+        <w:t>报名表</w:t>
       </w:r>
     </w:p>
     <w:tbl>
@@ -97,12 +113,6 @@
             <w:insideH w:val="single" w:color="auto" w:sz="4" w:space="0"/>
             <w:insideV w:val="single" w:color="auto" w:sz="4" w:space="0"/>
           </w:tblBorders>
-          <w:tblCellMar>
-            <w:top w:w="0" w:type="dxa"/>
-            <w:left w:w="108" w:type="dxa"/>
-            <w:bottom w:w="0" w:type="dxa"/>
-            <w:right w:w="108" w:type="dxa"/>
-          </w:tblCellMar>
         </w:tblPrEx>
         <w:trPr>
           <w:jc w:val="center"/>
@@ -220,8 +230,14 @@
                 <w:sz w:val="24"/>
               </w:rPr>
             </w:pPr>
-            <w:bookmarkStart w:id="0" w:name="_GoBack"/>
-            <w:bookmarkEnd w:id="0"/>
+            <w:r>
+              <w:rPr>
+                <w:rStyle w:val="6"/>
+                <w:rFonts w:hint="eastAsia" w:cs="Times New Roman" w:asciiTheme="minorEastAsia" w:hAnsiTheme="minorEastAsia"/>
+                <w:sz w:val="24"/>
+              </w:rPr>
+              <w:t>绝热与等温 -- 理想气体分子动力学过程的微观对比仿真</w:t>
+            </w:r>
           </w:p>
         </w:tc>
       </w:tr>
